--- a/zht/docx/66.content.docx
+++ b/zht/docx/66.content.docx
@@ -163,13 +163,6 @@
         <w:rPr>
           <w:lang w:val="zh_TW" w:bidi="zh_TW"/>
         </w:rPr>
-      </w:r>
-      <w:r>
-        <w:rPr>
-          <w:i/>
-          <w:lang w:val="zh_TW" w:bidi="zh_TW"/>
-        </w:rPr>
-        <w:t>啟示錄 1:1, 啟示錄 1:1–11, 啟示錄 1:2, 啟示錄 1:3, 啟示錄 1:4, 啟示錄 1:4–8, 啟示錄 1:5, 啟示錄 1:5–6, 啟示錄 1:8, 啟示錄 1:9, 啟示錄 1:9–11, 啟示錄 1:10, 啟示錄 1:11, 啟示錄 1:12, 啟示錄 1:12–20, 啟示錄 1:13, 啟示錄 1:14, 啟示錄 1:15, 啟示錄 1:16, 啟示錄 1:17, 啟示錄 1:18, 啟示錄 1:19, 啟示錄 1:20, 啟示錄 2:1, 啟示錄 2:1–7, 啟示錄 2:1–3:22, 啟示錄 2:2–3, 啟示錄 2:4, 啟示錄 2:5, 啟示錄 2:6, 啟示錄 2:7, 啟示錄 2:8, 啟示錄 2:8–11, 啟示錄 2:9, 啟示錄 2:10, 啟示錄 2:11, 啟示錄 2:12, 啟示錄 2:12–17, 啟示錄 2:13, 啟示錄 2:14–15, 啟示錄 2:17, 啟示錄 2:18, 啟示錄 2:18–29, 啟示錄 2:19, 啟示錄 2:20–21, 啟示錄 2:21, 啟示錄 2:22–23, 啟示錄 2:24, 啟示錄 2:26–28, 啟示錄 3:1, 啟示錄 3:1–6, 啟示錄 3:2–3, 啟示錄 3:4, 啟示錄 3:5, 啟示錄 3:7, 啟示錄 3:7–13, 啟示錄 3:8, 啟示錄 3:9, 啟示錄 3:10, 啟示錄 3:11, 啟示錄 3:12, 啟示錄 3:14, 啟示錄 3:14–22, 啟示錄 3:15–16, 啟示錄 3:17, 啟示錄 3:18, 啟示錄 3:19, 啟示錄 3:20, 啟示錄 3:21, 啟示錄 4:1, 啟示錄 4:1–11, 啟示錄 4:1–5:14, 啟示錄 4:2, 啟示錄 4:3, 啟示錄 4:4, 啟示錄 4:5, 啟示錄 4:6, 啟示錄 4:7, 啟示錄 4:8, 啟示錄 4:9–11, 啟示錄 4:11, 啟示錄 5:1, 啟示錄 5:1–14, 啟示錄 5:2–3, 啟示錄 5:4, 啟示錄 5:5, 啟示錄 5:6, 啟示錄 5:8, 啟示錄 5:9–10, 啟示錄 5:10, 啟示錄 5:11–12, 啟示錄 5:12, 啟示錄 5:13, 啟示錄 5:14, 啟示錄 6:1–8, 啟示錄 6:1–8:1, 啟示錄 6:1–16:21, 啟示錄 6:2, 啟示錄 6:3–4, 啟示錄 6:5–6, 啟示錄 6:7–8, 啟示錄 6:9, 啟示錄 6:9–11, 啟示錄 6:10, 啟示錄 6:11, 啟示錄 6:12–14, 啟示錄 6:12–17, 啟示錄 6:15–17, 啟示錄 7:1–3, 啟示錄 7:1–8, 啟示錄 7:1–17, 啟示錄 7:4–8, 啟示錄 7:9, 啟示錄 7:9–17, 啟示錄 7:10, 啟示錄 7:11–12, 啟示錄 7:14, 啟示錄 7:15, 啟示錄 7:16–17, 啟示錄 8:1, 啟示錄 8:2, 啟示錄 8:2–6, 啟示錄 8:2–11:19, 啟示錄 8:3–4, 啟示錄 8:5, 啟示錄 8:7, 啟示錄 8:7–12, 啟示錄 8:8–9, 啟示錄 8:10–11, 啟示錄 8:12, 啟示錄 8:13, 啟示錄 9:1–12, 啟示錄 9:1–21, 啟示錄 9:2, 啟示錄 9:3–4, 啟示錄 9:5, 啟示錄 9:7–10, 啟示錄 9:11, 啟示錄 9:13–14, 啟示錄 9:15, 啟示錄 9:16, 啟示錄 9:17–19, 啟示錄 9:20–21, 啟示錄 10:1, 啟示錄 10:1–11:14, 啟示錄 10:2–3, 啟示錄 10:4, 啟示錄 10:5–6, 啟示錄 10:7, 啟示錄 10:8–10, 啟示錄 10:11, 啟示錄 11:1, 啟示錄 11:1–13, 啟示錄 11:2–3, 啟示錄 11:3, 啟示錄 11:4, 啟示錄 11:5, 啟示錄 11:6, 啟示錄 11:7–8, 啟示錄 11:8, 啟示錄 11:9, 啟示錄 11:10, 啟示錄 11:11, 啟示錄 11:12, 啟示錄 11:13, 啟示錄 11:15, 啟示錄 11:15–19, 啟示錄 11:16–18, 啟示錄 11:17, 啟示錄 11:18, 啟示錄 11:19, 啟示錄 12:1, 啟示錄 12:1–17, 啟示錄 12:1–14:20, 啟示錄 12:2, 啟示錄 12:3–4, 啟示錄 12:5, 啟示錄 12:6, 啟示錄 12:7–9, 啟示錄 12:10–11, 啟示錄 12:13, 啟示錄 12:14, 啟示錄 12:15–16, 啟示錄 12:17, 啟示錄 12:18, 啟示錄 12:18–13:18, 啟示錄 13:1, 啟示錄 13:1–10, 啟示錄 13:2, 啟示錄 13:3, 啟示錄 13:5, 啟示錄 13:5–8, 啟示錄 13:7, 啟示錄 13:8, 啟示錄 13:9–10, 啟示錄 13:10, 啟示錄 13:11, 啟示錄 13:11–18, 啟示錄 13:12, 啟示錄 13:12–15, 啟示錄 13:13–15, 啟示錄 13:14–15, 啟示錄 13:16–17, 啟示錄 13:18, 啟示錄 14:1, 啟示錄 14:1–5, 啟示錄 14:2–3, 啟示錄 14:4–5, 啟示錄 14:6–7, 啟示錄 14:6–13, 啟示錄 14:8, 啟示錄 14:9–11, 啟示錄 14:12, 啟示錄 14:13, 啟示錄 14:14, 啟示錄 14:14–20, 啟示錄 14:15–18, 啟示錄 14:18–20, 啟示錄 15:1, 啟示錄 15:1–16:21, 啟示錄 15:2, 啟示錄 15:3, 啟示錄 15:3–4, 啟示錄 15:4, 啟示錄 15:5–6, 啟示錄 15:7, 啟示錄 15:8, 啟示錄 16:1, 啟示錄 16:1–21, 啟示錄 16:2, 啟示錄 16:3–4, 啟示錄 16:5–6, 啟示錄 16:6, 啟示錄 16:7, 啟示錄 16:8–9, 啟示錄 16:10–11, 啟示錄 16:12, 啟示錄 16:13–14, 啟示錄 16:15, 啟示錄 16:16, 啟示錄 16:17, 啟示錄 16:18–20, 啟示錄 16:21, 啟示錄 17:1, 啟示錄 17:1–19:10, 啟示錄 17:2, 啟示錄 17:3–4, 啟示錄 17:5, 啟示錄 17:6, 啟示錄 17:7, 啟示錄 17:8, 啟示錄 17:8–11, 啟示錄 17:9, 啟示錄 17:10–11, 啟示錄 17:12–13, 啟示錄 17:14, 啟示錄 17:15–16, 啟示錄 17:17, 啟示錄 18:1, 啟示錄 18:1–3, 啟示錄 18:1–24, 啟示錄 18:2, 啟示錄 18:3, 啟示錄 18:4, 啟示錄 18:4–8, 啟示錄 18:5, 啟示錄 18:6, 啟示錄 18:7, 啟示錄 18:8, 啟示錄 18:9–10, 啟示錄 18:9–19, 啟示錄 18:10, 啟示錄 18:11–17, 啟示錄 18:12–13, 啟示錄 18:13, 啟示錄 18:14–17, 啟示錄 18:17–19, 啟示錄 18:20, 啟示錄 18:21, 啟示錄 18:21–24, 啟示錄 18:23, 啟示錄 19:1–2, 啟示錄 19:1–10, 啟示錄 19:2, 啟示錄 19:3, 啟示錄 19:4, 啟示錄 19:6–8, 啟示錄 19:7, 啟示錄 19:8, 啟示錄 19:9, 啟示錄 19:10, 啟示錄 19:11, 啟示錄 19:11–16, 啟示錄 19:11–20:15, 啟示錄 19:12, 啟示錄 19:13, 啟示錄 19:14, 啟示錄 19:15, 啟示錄 19:16, 啟示錄 19:17–19, 啟示錄 19:20, 啟示錄 19:21, 啟示錄 20:1–2, 啟示錄 20:1–10, 啟示錄 20:3, 啟示錄 20:4, 啟示錄 20:5–6, 啟示錄 20:6, 啟示錄 20:7–8, 啟示錄 20:7–10, 啟示錄 20:8, 啟示錄 20:9, 啟示錄 20:10, 啟示錄 20:11–15, 啟示錄 20:12, 啟示錄 20:13, 啟示錄 20:14, 啟示錄 21:1, 啟示錄 21:1–22:9, 啟示錄 21:2, 啟示錄 21:3, 啟示錄 21:4, 啟示錄 21:6, 啟示錄 21:7, 啟示錄 21:8, 啟示錄 21:9–22:9, 啟示錄 21:10, 啟示錄 21:11, 啟示錄 21:12–14, 啟示錄 21:15–17, 啟示錄 21:16, 啟示錄 21:17, 啟示錄 21:18, 啟示錄 21:19, 啟示錄 21:21, 啟示錄 21:22, 啟示錄 21:23, 啟示錄 21:24–25, 啟示錄 21:27, 啟示錄 22:1, 啟示錄 22:1–2, 啟示錄 22:2, 啟示錄 22:3, 啟示錄 22:4, 啟示錄 22:5, 啟示錄 22:6, 啟示錄 22:6–21, 啟示錄 22:7, 啟示錄 22:8–9, 啟示錄 22:10, 啟示錄 22:11, 啟示錄 22:12, 啟示錄 22:14, 啟示錄 22:15, 啟示錄 22:16, 啟示錄 22:17, 啟示錄 22:18–19, 啟示錄 22:20, 啟示錄 22:21</w:t>
       </w:r>
       <w:r>
         <w:rPr>

--- a/zht/docx/66.content.docx
+++ b/zht/docx/66.content.docx
@@ -150,19 +150,6 @@
           <w:lang w:val="zh_TW" w:bidi="zh_TW"/>
         </w:rPr>
         <w:t>REV</w:t>
-      </w:r>
-      <w:r>
-        <w:rPr>
-          <w:lang w:val="zh_TW" w:bidi="zh_TW"/>
-        </w:rPr>
-      </w:r>
-    </w:p>
-    <w:p>
-      <w:pPr/>
-      <w:r>
-        <w:rPr>
-          <w:lang w:val="zh_TW" w:bidi="zh_TW"/>
-        </w:rPr>
       </w:r>
       <w:r>
         <w:rPr>

--- a/zht/docx/66.content.docx
+++ b/zht/docx/66.content.docx
@@ -19,7 +19,7 @@
         <w:rPr>
           <w:lang w:val="zh_TW" w:bidi="zh_TW"/>
         </w:rPr>
-        <w:t>Resource: 研讀筆記 (Tyndale)</w:t>
+        <w:t>Resource: Tyndale Open Study Notes</w:t>
       </w:r>
       <w:r>
         <w:rPr>
@@ -112,7 +112,7 @@
         <w:rPr>
           <w:lang w:val="zh_TW" w:bidi="zh_TW"/>
         </w:rPr>
-        <w:t>研讀筆記 (Tyndale)</w:t>
+        <w:t>Tyndale Open Study Notes</w:t>
       </w:r>
     </w:p>
     <w:p>

--- a/zht/docx/66.content.docx
+++ b/zht/docx/66.content.docx
@@ -19,7 +19,7 @@
         <w:rPr>
           <w:lang w:val="zh_TW" w:bidi="zh_TW"/>
         </w:rPr>
-        <w:t>Resource: Tyndale Open Study Notes</w:t>
+        <w:t>Resource: Aquifer Open Study Notes</w:t>
       </w:r>
       <w:r>
         <w:rPr>
@@ -112,7 +112,7 @@
         <w:rPr>
           <w:lang w:val="zh_TW" w:bidi="zh_TW"/>
         </w:rPr>
-        <w:t>Tyndale Open Study Notes</w:t>
+        <w:t>Aquifer Open Study Notes</w:t>
       </w:r>
     </w:p>
     <w:p>
